--- a/.claude/commands/scope-check.docx
+++ b/.claude/commands/scope-check.docx
@@ -359,6 +359,360 @@
         <w:t>- Workflow đề xuất: WF-XXX</w:t>
       </w:r>
     </w:p>
+    <w:p>
+      <w:pPr>
+        <w:pStyle w:val="Heading2"/>
+        <w:spacing w:before="200" w:after="80"/>
+      </w:pPr>
+      <w:r>
+        <w:rPr>
+          <w:color w:val="F05922"/>
+          <w:sz w:val="28"/>
+        </w:rPr>
+        <w:t>Verification (done gate)</w:t>
+      </w:r>
+    </w:p>
+    <w:p>
+      <w:pPr>
+        <w:pStyle w:val="ListBullet"/>
+        <w:spacing w:after="20"/>
+        <w:ind w:left="283"/>
+      </w:pPr>
+      <w:r>
+        <w:rPr>
+          <w:sz w:val="21"/>
+        </w:rPr>
+        <w:t>[ ] Đã hỏi đủ các câu còn thiếu thông tin (không tự đoán thay user).</w:t>
+      </w:r>
+    </w:p>
+    <w:p>
+      <w:pPr>
+        <w:pStyle w:val="ListBullet"/>
+        <w:spacing w:after="20"/>
+        <w:ind w:left="283"/>
+      </w:pPr>
+      <w:r>
+        <w:rPr>
+          <w:sz w:val="21"/>
+        </w:rPr>
+        <w:t>[ ] Workflow đề xuất khớp với bảng routing CLAUDE.md §2.</w:t>
+      </w:r>
+    </w:p>
+    <w:p>
+      <w:pPr>
+        <w:pStyle w:val="ListBullet"/>
+        <w:spacing w:after="20"/>
+        <w:ind w:left="283"/>
+      </w:pPr>
+      <w:r>
+        <w:rPr>
+          <w:sz w:val="21"/>
+        </w:rPr>
+        <w:t>[ ] Priority đã chốt rõ P0-P3, không để mơ hồ.</w:t>
+      </w:r>
+    </w:p>
+    <w:p>
+      <w:pPr>
+        <w:pStyle w:val="ListBullet"/>
+        <w:spacing w:after="20"/>
+        <w:ind w:left="283"/>
+      </w:pPr>
+      <w:r>
+        <w:rPr>
+          <w:sz w:val="21"/>
+        </w:rPr>
+        <w:t>[ ] Kết quả đã chuyển giao đúng format cho Bước Pre-0 (</w:t>
+      </w:r>
+      <w:r>
+        <w:rPr>
+          <w:rFonts w:ascii="Courier New" w:hAnsi="Courier New"/>
+          <w:color w:val="F05922"/>
+          <w:sz w:val="21"/>
+        </w:rPr>
+        <w:t>task-planner</w:t>
+      </w:r>
+      <w:r>
+        <w:rPr>
+          <w:sz w:val="21"/>
+        </w:rPr>
+        <w:t>).</w:t>
+      </w:r>
+    </w:p>
+    <w:p>
+      <w:pPr>
+        <w:pStyle w:val="Heading2"/>
+        <w:spacing w:before="200" w:after="80"/>
+      </w:pPr>
+      <w:r>
+        <w:rPr>
+          <w:color w:val="F05922"/>
+          <w:sz w:val="28"/>
+        </w:rPr>
+        <w:t>Red Flags (lý do hay bỏ qua scope-check — dừng lại nhìn nhận khi thấy)</w:t>
+      </w:r>
+    </w:p>
+    <w:tbl>
+      <w:tblPr>
+        <w:tblStyle w:val="TableGrid"/>
+        <w:tblW w:type="auto" w:w="0"/>
+        <w:tblLook w:firstColumn="1" w:firstRow="1" w:lastColumn="0" w:lastRow="0" w:noHBand="0" w:noVBand="1" w:val="04A0"/>
+      </w:tblPr>
+      <w:tblGrid>
+        <w:gridCol w:w="4844"/>
+        <w:gridCol w:w="4844"/>
+      </w:tblGrid>
+      <w:tr>
+        <w:tc>
+          <w:tcPr>
+            <w:tcW w:type="dxa" w:w="4844"/>
+            <w:shd w:val="clear" w:color="auto" w:fill="251C53"/>
+            <w:tcBorders>
+              <w:top w:val="single" w:sz="4" w:space="0" w:color="251C53"/>
+              <w:left w:val="single" w:sz="4" w:space="0" w:color="251C53"/>
+              <w:bottom w:val="single" w:sz="4" w:space="0" w:color="251C53"/>
+              <w:right w:val="single" w:sz="4" w:space="0" w:color="251C53"/>
+            </w:tcBorders>
+          </w:tcPr>
+          <w:p>
+            <w:r>
+              <w:rPr>
+                <w:b/>
+                <w:color w:val="FFFFFF"/>
+                <w:sz w:val="20"/>
+              </w:rPr>
+              <w:t>Thought</w:t>
+            </w:r>
+          </w:p>
+        </w:tc>
+        <w:tc>
+          <w:tcPr>
+            <w:tcW w:type="dxa" w:w="4844"/>
+            <w:shd w:val="clear" w:color="auto" w:fill="251C53"/>
+            <w:tcBorders>
+              <w:top w:val="single" w:sz="4" w:space="0" w:color="251C53"/>
+              <w:left w:val="single" w:sz="4" w:space="0" w:color="251C53"/>
+              <w:bottom w:val="single" w:sz="4" w:space="0" w:color="251C53"/>
+              <w:right w:val="single" w:sz="4" w:space="0" w:color="251C53"/>
+            </w:tcBorders>
+          </w:tcPr>
+          <w:p>
+            <w:r>
+              <w:rPr>
+                <w:b/>
+                <w:color w:val="FFFFFF"/>
+                <w:sz w:val="20"/>
+              </w:rPr>
+              <w:t>Reality</w:t>
+            </w:r>
+          </w:p>
+        </w:tc>
+      </w:tr>
+      <w:tr>
+        <w:tc>
+          <w:tcPr>
+            <w:tcW w:type="dxa" w:w="4844"/>
+            <w:tcBorders>
+              <w:top w:val="single" w:sz="4" w:space="0" w:color="CBCBCB"/>
+              <w:left w:val="single" w:sz="4" w:space="0" w:color="CBCBCB"/>
+              <w:bottom w:val="single" w:sz="4" w:space="0" w:color="CBCBCB"/>
+              <w:right w:val="single" w:sz="4" w:space="0" w:color="CBCBCB"/>
+            </w:tcBorders>
+          </w:tcPr>
+          <w:p>
+            <w:r>
+              <w:rPr>
+                <w:sz w:val="20"/>
+              </w:rPr>
+              <w:t>---------</w:t>
+            </w:r>
+          </w:p>
+        </w:tc>
+        <w:tc>
+          <w:tcPr>
+            <w:tcW w:type="dxa" w:w="4844"/>
+            <w:tcBorders>
+              <w:top w:val="single" w:sz="4" w:space="0" w:color="CBCBCB"/>
+              <w:left w:val="single" w:sz="4" w:space="0" w:color="CBCBCB"/>
+              <w:bottom w:val="single" w:sz="4" w:space="0" w:color="CBCBCB"/>
+              <w:right w:val="single" w:sz="4" w:space="0" w:color="CBCBCB"/>
+            </w:tcBorders>
+          </w:tcPr>
+          <w:p>
+            <w:r>
+              <w:rPr>
+                <w:sz w:val="20"/>
+              </w:rPr>
+              <w:t>---------</w:t>
+            </w:r>
+          </w:p>
+        </w:tc>
+      </w:tr>
+      <w:tr>
+        <w:tc>
+          <w:tcPr>
+            <w:tcW w:type="dxa" w:w="4844"/>
+            <w:shd w:val="clear" w:color="auto" w:fill="B8B3D6"/>
+            <w:tcBorders>
+              <w:top w:val="single" w:sz="4" w:space="0" w:color="CBCBCB"/>
+              <w:left w:val="single" w:sz="4" w:space="0" w:color="CBCBCB"/>
+              <w:bottom w:val="single" w:sz="4" w:space="0" w:color="CBCBCB"/>
+              <w:right w:val="single" w:sz="4" w:space="0" w:color="CBCBCB"/>
+            </w:tcBorders>
+          </w:tcPr>
+          <w:p>
+            <w:r>
+              <w:rPr>
+                <w:sz w:val="20"/>
+              </w:rPr>
+              <w:t>"Yêu cầu đã rõ rồi, không cần scope check"</w:t>
+            </w:r>
+          </w:p>
+        </w:tc>
+        <w:tc>
+          <w:tcPr>
+            <w:tcW w:type="dxa" w:w="4844"/>
+            <w:shd w:val="clear" w:color="auto" w:fill="B8B3D6"/>
+            <w:tcBorders>
+              <w:top w:val="single" w:sz="4" w:space="0" w:color="CBCBCB"/>
+              <w:left w:val="single" w:sz="4" w:space="0" w:color="CBCBCB"/>
+              <w:bottom w:val="single" w:sz="4" w:space="0" w:color="CBCBCB"/>
+              <w:right w:val="single" w:sz="4" w:space="0" w:color="CBCBCB"/>
+            </w:tcBorders>
+          </w:tcPr>
+          <w:p>
+            <w:r>
+              <w:rPr>
+                <w:sz w:val="20"/>
+              </w:rPr>
+              <w:t>Bỏ scope check là lý do phổ biến nhất dẫn đến plan sai workflow, tốn công làm lại từ đầu.</w:t>
+            </w:r>
+          </w:p>
+        </w:tc>
+      </w:tr>
+      <w:tr>
+        <w:tc>
+          <w:tcPr>
+            <w:tcW w:type="dxa" w:w="4844"/>
+            <w:tcBorders>
+              <w:top w:val="single" w:sz="4" w:space="0" w:color="CBCBCB"/>
+              <w:left w:val="single" w:sz="4" w:space="0" w:color="CBCBCB"/>
+              <w:bottom w:val="single" w:sz="4" w:space="0" w:color="CBCBCB"/>
+              <w:right w:val="single" w:sz="4" w:space="0" w:color="CBCBCB"/>
+            </w:tcBorders>
+          </w:tcPr>
+          <w:p>
+            <w:r>
+              <w:rPr>
+                <w:sz w:val="20"/>
+              </w:rPr>
+              <w:t>"Cứ làm đi, chốt scope sau nếu cần"</w:t>
+            </w:r>
+          </w:p>
+        </w:tc>
+        <w:tc>
+          <w:tcPr>
+            <w:tcW w:type="dxa" w:w="4844"/>
+            <w:tcBorders>
+              <w:top w:val="single" w:sz="4" w:space="0" w:color="CBCBCB"/>
+              <w:left w:val="single" w:sz="4" w:space="0" w:color="CBCBCB"/>
+              <w:bottom w:val="single" w:sz="4" w:space="0" w:color="CBCBCB"/>
+              <w:right w:val="single" w:sz="4" w:space="0" w:color="CBCBCB"/>
+            </w:tcBorders>
+          </w:tcPr>
+          <w:p>
+            <w:r>
+              <w:rPr>
+                <w:sz w:val="20"/>
+              </w:rPr>
+              <w:t>Chốt sau khi đã implement nghĩa là trả chi phí sửa cao hơn 5–10 lần so với hỏi trước.</w:t>
+            </w:r>
+          </w:p>
+        </w:tc>
+      </w:tr>
+      <w:tr>
+        <w:tc>
+          <w:tcPr>
+            <w:tcW w:type="dxa" w:w="4844"/>
+            <w:shd w:val="clear" w:color="auto" w:fill="B8B3D6"/>
+            <w:tcBorders>
+              <w:top w:val="single" w:sz="4" w:space="0" w:color="CBCBCB"/>
+              <w:left w:val="single" w:sz="4" w:space="0" w:color="CBCBCB"/>
+              <w:bottom w:val="single" w:sz="4" w:space="0" w:color="CBCBCB"/>
+              <w:right w:val="single" w:sz="4" w:space="0" w:color="CBCBCB"/>
+            </w:tcBorders>
+          </w:tcPr>
+          <w:p>
+            <w:r>
+              <w:rPr>
+                <w:sz w:val="20"/>
+              </w:rPr>
+              <w:t>"User nói là WF-BUGFIX rồi"</w:t>
+            </w:r>
+          </w:p>
+        </w:tc>
+        <w:tc>
+          <w:tcPr>
+            <w:tcW w:type="dxa" w:w="4844"/>
+            <w:shd w:val="clear" w:color="auto" w:fill="B8B3D6"/>
+            <w:tcBorders>
+              <w:top w:val="single" w:sz="4" w:space="0" w:color="CBCBCB"/>
+              <w:left w:val="single" w:sz="4" w:space="0" w:color="CBCBCB"/>
+              <w:bottom w:val="single" w:sz="4" w:space="0" w:color="CBCBCB"/>
+              <w:right w:val="single" w:sz="4" w:space="0" w:color="CBCBCB"/>
+            </w:tcBorders>
+          </w:tcPr>
+          <w:p>
+            <w:r>
+              <w:rPr>
+                <w:sz w:val="20"/>
+              </w:rPr>
+              <w:t>User mô tả triệu chứng, không phải root cause. Triage vẫn cần để phân biệt bug thật với feature request hay config issue.</w:t>
+            </w:r>
+          </w:p>
+        </w:tc>
+      </w:tr>
+      <w:tr>
+        <w:tc>
+          <w:tcPr>
+            <w:tcW w:type="dxa" w:w="4844"/>
+            <w:tcBorders>
+              <w:top w:val="single" w:sz="4" w:space="0" w:color="CBCBCB"/>
+              <w:left w:val="single" w:sz="4" w:space="0" w:color="CBCBCB"/>
+              <w:bottom w:val="single" w:sz="4" w:space="0" w:color="CBCBCB"/>
+              <w:right w:val="single" w:sz="4" w:space="0" w:color="CBCBCB"/>
+            </w:tcBorders>
+          </w:tcPr>
+          <w:p>
+            <w:r>
+              <w:rPr>
+                <w:sz w:val="20"/>
+              </w:rPr>
+              <w:t>"Hỏi thêm sẽ làm phiền user"</w:t>
+            </w:r>
+          </w:p>
+        </w:tc>
+        <w:tc>
+          <w:tcPr>
+            <w:tcW w:type="dxa" w:w="4844"/>
+            <w:tcBorders>
+              <w:top w:val="single" w:sz="4" w:space="0" w:color="CBCBCB"/>
+              <w:left w:val="single" w:sz="4" w:space="0" w:color="CBCBCB"/>
+              <w:bottom w:val="single" w:sz="4" w:space="0" w:color="CBCBCB"/>
+              <w:right w:val="single" w:sz="4" w:space="0" w:color="CBCBCB"/>
+            </w:tcBorders>
+          </w:tcPr>
+          <w:p>
+            <w:r>
+              <w:rPr>
+                <w:sz w:val="20"/>
+              </w:rPr>
+              <w:t>3 câu hỏi đúng lúc tiết kiệm 3 vòng sửa sau. User muốn kết quả đúng, không phải nhanh mà sai workflow.</w:t>
+            </w:r>
+          </w:p>
+        </w:tc>
+      </w:tr>
+    </w:tbl>
+    <w:p/>
     <w:sectPr>
       <w:headerReference w:type="default" r:id="rId9"/>
       <w:footerReference w:type="default" r:id="rId10"/>
